--- a/contenu/textes-yunma-fr.docx
+++ b/contenu/textes-yunma-fr.docx
@@ -20,7 +20,7 @@
           <w:iCs/>
           <w:color w:val="666660"/>
         </w:rPr>
-        <w:t xml:space="preserve">Document généré le 04/09/2026 à partir du site. Modifiez les textes sous les codes entre crochets, sans toucher aux codes eux-mêmes.</w:t>
+        <w:t xml:space="preserve">Document généré le 15/09/2026 à partir du site. Modifiez les textes sous les codes entre crochets, sans toucher aux codes eux-mêmes.</w:t>
       </w:r>
     </w:p>
     <w:p>
@@ -1016,19 +1016,19 @@
           <w:sz w:val="22"/>
           <w:szCs w:val="22"/>
         </w:rPr>
-        <w:t xml:space="preserve">Des cafés du Yunnan,</w:t>
-      </w:r>
-    </w:p>
-    <w:p>
-      <w:pPr>
-        <w:spacing w:after="0"/>
-      </w:pPr>
-      <w:r>
-        <w:rPr>
-          <w:sz w:val="22"/>
-          <w:szCs w:val="22"/>
-        </w:rPr>
-        <w:t xml:space="preserve">cultivés avec passion.</w:t>
+        <w:t xml:space="preserve">Cueillis au Yunnan,</w:t>
+      </w:r>
+    </w:p>
+    <w:p>
+      <w:pPr>
+        <w:spacing w:after="0"/>
+      </w:pPr>
+      <w:r>
+        <w:rPr>
+          <w:sz w:val="22"/>
+          <w:szCs w:val="22"/>
+        </w:rPr>
+        <w:t xml:space="preserve">torréfiés à Paris.</w:t>
       </w:r>
     </w:p>
     <w:p>
@@ -1113,7 +1113,7 @@
           <w:sz w:val="22"/>
           <w:szCs w:val="22"/>
         </w:rPr>
-        <w:t xml:space="preserve">Découvrir nos cafés du Yunnan</w:t>
+        <w:t xml:space="preserve">Découvrir nos cafés</w:t>
       </w:r>
     </w:p>
     <w:p>
@@ -1703,7 +1703,7 @@
           <w:sz w:val="22"/>
           <w:szCs w:val="22"/>
         </w:rPr>
-        <w:t xml:space="preserve">Découvrez les cafés Yunma : cafés de spécialité du Yunnan (Chine) en 200 g, drip bags en boîte de 8 ou coffret découverte. Des origine tracées, la torréfaction à Paris.</w:t>
+        <w:t xml:space="preserve">Les cafés Yunma : cafés de spécialité du Yunnan en 200 g, drip bags en boîte de 8 ou coffret découverte. Origines tracées, torréfaction à Paris.</w:t>
       </w:r>
     </w:p>
     <w:p>
@@ -6560,7 +6560,7 @@
           <w:sz w:val="22"/>
           <w:szCs w:val="22"/>
         </w:rPr>
-        <w:t xml:space="preserve">Origine, histoire et savoir-faire — Yunma, cafés de spécialité du Yunnan</w:t>
+        <w:t xml:space="preserve">Origine, histoire et savoir-faire du café du Yunnan</w:t>
       </w:r>
     </w:p>
     <w:p>
@@ -9891,7 +9891,7 @@
           <w:sz w:val="22"/>
           <w:szCs w:val="22"/>
         </w:rPr>
-        <w:t xml:space="preserve">Espace professionnels — cafés de spécialité pour cafés, hôtels et restaurants</w:t>
+        <w:t xml:space="preserve">Café de spécialité pour cafés, hôtels et restaurants</w:t>
       </w:r>
     </w:p>
     <w:p>

--- a/contenu/textes-yunma-fr.docx
+++ b/contenu/textes-yunma-fr.docx
@@ -4845,7 +4845,7 @@
         <w:spacing w:after="140" w:before="340"/>
       </w:pPr>
       <w:r>
-        <w:t xml:space="preserve">Drip Bags — Composez votre boîte — Ferme de Gaosheng, Baoshan</w:t>
+        <w:t xml:space="preserve">Drip Bags — Catimor — Ferme de Gaosheng, Baoshan</w:t>
       </w:r>
     </w:p>
     <w:p>
@@ -4868,19 +4868,19 @@
           <w:sz w:val="19"/>
           <w:szCs w:val="19"/>
         </w:rPr>
-        <w:t xml:space="preserve">   [produit.drip-bags-a-composer.nom]</w:t>
-      </w:r>
-    </w:p>
-    <w:p>
-      <w:pPr>
-        <w:spacing w:after="0"/>
-      </w:pPr>
-      <w:r>
-        <w:rPr>
-          <w:sz w:val="22"/>
-          <w:szCs w:val="22"/>
-        </w:rPr>
-        <w:t xml:space="preserve">Drip Bags — Composez votre boîte</w:t>
+        <w:t xml:space="preserve">   [produit.drip-bags-catimor.nom]</w:t>
+      </w:r>
+    </w:p>
+    <w:p>
+      <w:pPr>
+        <w:spacing w:after="0"/>
+      </w:pPr>
+      <w:r>
+        <w:rPr>
+          <w:sz w:val="22"/>
+          <w:szCs w:val="22"/>
+        </w:rPr>
+        <w:t xml:space="preserve">Drip Bags — Catimor</w:t>
       </w:r>
     </w:p>
     <w:p>
@@ -4903,7 +4903,7 @@
           <w:sz w:val="19"/>
           <w:szCs w:val="19"/>
         </w:rPr>
-        <w:t xml:space="preserve">   [produit.drip-bags-a-composer.sousTitre]</w:t>
+        <w:t xml:space="preserve">   [produit.drip-bags-catimor.sousTitre]</w:t>
       </w:r>
     </w:p>
     <w:p>
@@ -4938,19 +4938,19 @@
           <w:sz w:val="19"/>
           <w:szCs w:val="19"/>
         </w:rPr>
-        <w:t xml:space="preserve">   [produit.drip-bags-a-composer.accroche]</w:t>
-      </w:r>
-    </w:p>
-    <w:p>
-      <w:pPr>
-        <w:spacing w:after="0"/>
-      </w:pPr>
-      <w:r>
-        <w:rPr>
-          <w:sz w:val="22"/>
-          <w:szCs w:val="22"/>
-        </w:rPr>
-        <w:t xml:space="preserve">Huit sachets, deux variétés au choix.</w:t>
+        <w:t xml:space="preserve">   [produit.drip-bags-catimor.accroche]</w:t>
+      </w:r>
+    </w:p>
+    <w:p>
+      <w:pPr>
+        <w:spacing w:after="0"/>
+      </w:pPr>
+      <w:r>
+        <w:rPr>
+          <w:sz w:val="22"/>
+          <w:szCs w:val="22"/>
+        </w:rPr>
+        <w:t xml:space="preserve">Cinq filtres individuels, ronds et cacaotés.</w:t>
       </w:r>
     </w:p>
     <w:p>
@@ -4973,19 +4973,19 @@
           <w:sz w:val="19"/>
           <w:szCs w:val="19"/>
         </w:rPr>
-        <w:t xml:space="preserve">   [produit.drip-bags-a-composer.description]</w:t>
-      </w:r>
-    </w:p>
-    <w:p>
-      <w:pPr>
-        <w:spacing w:after="0"/>
-      </w:pPr>
-      <w:r>
-        <w:rPr>
-          <w:sz w:val="22"/>
-          <w:szCs w:val="22"/>
-        </w:rPr>
-        <w:t xml:space="preserve">Une boîte de huit drip bags composée par vous, à partir de deux variétés cultivées sur la même ferme, à Gaosheng : le Catimor, rond et cacaoté, et le Bourbon jaune, plus fin et floral. Prenez-en huit d’une seule, ou quatre de chaque pour les comparer tasse après tasse.</w:t>
+        <w:t xml:space="preserve">   [produit.drip-bags-catimor.description]</w:t>
+      </w:r>
+    </w:p>
+    <w:p>
+      <w:pPr>
+        <w:spacing w:after="0"/>
+      </w:pPr>
+      <w:r>
+        <w:rPr>
+          <w:sz w:val="22"/>
+          <w:szCs w:val="22"/>
+        </w:rPr>
+        <w:t xml:space="preserve">Cinq sachets filtres de 10 g, moulus et conditionnés sous atmosphère protectrice le jour de la torréfaction. Le Catimor de Gaosheng donne une tasse ronde et cacaotée, avec une pointe de noisette : le café que l’on sert à tout le monde sans avoir besoin de l’expliquer.</w:t>
       </w:r>
     </w:p>
     <w:p>
@@ -5008,19 +5008,19 @@
           <w:sz w:val="19"/>
           <w:szCs w:val="19"/>
         </w:rPr>
-        <w:t xml:space="preserve">   [produit.drip-bags-a-composer.histoire]</w:t>
-      </w:r>
-    </w:p>
-    <w:p>
-      <w:pPr>
-        <w:spacing w:after="0"/>
-      </w:pPr>
-      <w:r>
-        <w:rPr>
-          <w:sz w:val="22"/>
-          <w:szCs w:val="22"/>
-        </w:rPr>
-        <w:t xml:space="preserve">Même terre, même altitude, même traitement, même torréfaction : seule la variété change. C’est la comparaison la plus honnête que l’on puisse proposer, et la plus instructive. La plupart des gens ne s’entendent pas dire « je préfère le Bourbon jaune » avant d’avoir bu les deux à la suite.</w:t>
+        <w:t xml:space="preserve">   [produit.drip-bags-catimor.histoire]</w:t>
+      </w:r>
+    </w:p>
+    <w:p>
+      <w:pPr>
+        <w:spacing w:after="0"/>
+      </w:pPr>
+      <w:r>
+        <w:rPr>
+          <w:sz w:val="22"/>
+          <w:szCs w:val="22"/>
+        </w:rPr>
+        <w:t xml:space="preserve">Pensés pour le bureau, les voyages ou les matins pressés — sans renoncer à la tasse. Posez le sachet sur votre mug, versez en trois fois, retirez : trois minutes, et c’est prêt.</w:t>
       </w:r>
     </w:p>
     <w:p>
@@ -5043,7 +5043,7 @@
           <w:sz w:val="19"/>
           <w:szCs w:val="19"/>
         </w:rPr>
-        <w:t xml:space="preserve">   [produit.drip-bags-a-composer.origine]</w:t>
+        <w:t xml:space="preserve">   [produit.drip-bags-catimor.origine]</w:t>
       </w:r>
     </w:p>
     <w:p>
@@ -5078,7 +5078,7 @@
           <w:sz w:val="19"/>
           <w:szCs w:val="19"/>
         </w:rPr>
-        <w:t xml:space="preserve">   [produit.drip-bags-a-composer.altitude]</w:t>
+        <w:t xml:space="preserve">   [produit.drip-bags-catimor.altitude]</w:t>
       </w:r>
     </w:p>
     <w:p>
@@ -5113,19 +5113,19 @@
           <w:sz w:val="19"/>
           <w:szCs w:val="19"/>
         </w:rPr>
-        <w:t xml:space="preserve">   [produit.drip-bags-a-composer.variete]</w:t>
-      </w:r>
-    </w:p>
-    <w:p>
-      <w:pPr>
-        <w:spacing w:after="0"/>
-      </w:pPr>
-      <w:r>
-        <w:rPr>
-          <w:sz w:val="22"/>
-          <w:szCs w:val="22"/>
-        </w:rPr>
-        <w:t xml:space="preserve">Catimor et / ou Bourbon jaune</w:t>
+        <w:t xml:space="preserve">   [produit.drip-bags-catimor.variete]</w:t>
+      </w:r>
+    </w:p>
+    <w:p>
+      <w:pPr>
+        <w:spacing w:after="0"/>
+      </w:pPr>
+      <w:r>
+        <w:rPr>
+          <w:sz w:val="22"/>
+          <w:szCs w:val="22"/>
+        </w:rPr>
+        <w:t xml:space="preserve">Catimor</w:t>
       </w:r>
     </w:p>
     <w:p>
@@ -5148,7 +5148,7 @@
           <w:sz w:val="19"/>
           <w:szCs w:val="19"/>
         </w:rPr>
-        <w:t xml:space="preserve">   [produit.drip-bags-a-composer.process]</w:t>
+        <w:t xml:space="preserve">   [produit.drip-bags-catimor.process]</w:t>
       </w:r>
     </w:p>
     <w:p>
@@ -5183,19 +5183,19 @@
           <w:sz w:val="19"/>
           <w:szCs w:val="19"/>
         </w:rPr>
-        <w:t xml:space="preserve">   [produit.drip-bags-a-composer.notes]</w:t>
-      </w:r>
-    </w:p>
-    <w:p>
-      <w:pPr>
-        <w:spacing w:after="0"/>
-      </w:pPr>
-      <w:r>
-        <w:rPr>
-          <w:sz w:val="22"/>
-          <w:szCs w:val="22"/>
-        </w:rPr>
-        <w:t xml:space="preserve">Catimor : cacao, noisette · Bourbon jaune : jasmin, sucre roux</w:t>
+        <w:t xml:space="preserve">   [produit.drip-bags-catimor.notes]</w:t>
+      </w:r>
+    </w:p>
+    <w:p>
+      <w:pPr>
+        <w:spacing w:after="0"/>
+      </w:pPr>
+      <w:r>
+        <w:rPr>
+          <w:sz w:val="22"/>
+          <w:szCs w:val="22"/>
+        </w:rPr>
+        <w:t xml:space="preserve">Cacao, noisette, sucre roux</w:t>
       </w:r>
     </w:p>
     <w:p>
@@ -5218,7 +5218,7 @@
           <w:sz w:val="19"/>
           <w:szCs w:val="19"/>
         </w:rPr>
-        <w:t xml:space="preserve">   [produit.drip-bags-a-composer.sechage]</w:t>
+        <w:t xml:space="preserve">   [produit.drip-bags-catimor.sechage]</w:t>
       </w:r>
     </w:p>
     <w:p>
@@ -5253,7 +5253,7 @@
           <w:sz w:val="19"/>
           <w:szCs w:val="19"/>
         </w:rPr>
-        <w:t xml:space="preserve">   [produit.drip-bags-a-composer.recolte]</w:t>
+        <w:t xml:space="preserve">   [produit.drip-bags-catimor.recolte]</w:t>
       </w:r>
     </w:p>
     <w:p>
@@ -5288,7 +5288,7 @@
           <w:sz w:val="19"/>
           <w:szCs w:val="19"/>
         </w:rPr>
-        <w:t xml:space="preserve">   [produit.drip-bags-a-composer.profil]</w:t>
+        <w:t xml:space="preserve">   [produit.drip-bags-catimor.profil]</w:t>
       </w:r>
     </w:p>
     <w:p>
@@ -5323,7 +5323,7 @@
           <w:sz w:val="19"/>
           <w:szCs w:val="19"/>
         </w:rPr>
-        <w:t xml:space="preserve">   [produit.drip-bags-a-composer.preparation]</w:t>
+        <w:t xml:space="preserve">   [produit.drip-bags-catimor.preparation]</w:t>
       </w:r>
     </w:p>
     <w:p>
@@ -5358,19 +5358,19 @@
           <w:sz w:val="19"/>
           <w:szCs w:val="19"/>
         </w:rPr>
-        <w:t xml:space="preserve">   [produit.drip-bags-a-composer.contenu.1]</w:t>
-      </w:r>
-    </w:p>
-    <w:p>
-      <w:pPr>
-        <w:spacing w:after="0"/>
-      </w:pPr>
-      <w:r>
-        <w:rPr>
-          <w:sz w:val="22"/>
-          <w:szCs w:val="22"/>
-        </w:rPr>
-        <w:t xml:space="preserve">8 sachets filtres de 10 g</w:t>
+        <w:t xml:space="preserve">   [produit.drip-bags-catimor.contenu.1]</w:t>
+      </w:r>
+    </w:p>
+    <w:p>
+      <w:pPr>
+        <w:spacing w:after="0"/>
+      </w:pPr>
+      <w:r>
+        <w:rPr>
+          <w:sz w:val="22"/>
+          <w:szCs w:val="22"/>
+        </w:rPr>
+        <w:t xml:space="preserve">5 sachets filtres de 10 g</w:t>
       </w:r>
     </w:p>
     <w:p>
@@ -5393,19 +5393,19 @@
           <w:sz w:val="19"/>
           <w:szCs w:val="19"/>
         </w:rPr>
-        <w:t xml:space="preserve">   [produit.drip-bags-a-composer.contenu.2]</w:t>
-      </w:r>
-    </w:p>
-    <w:p>
-      <w:pPr>
-        <w:spacing w:after="0"/>
-      </w:pPr>
-      <w:r>
-        <w:rPr>
-          <w:sz w:val="22"/>
-          <w:szCs w:val="22"/>
-        </w:rPr>
-        <w:t xml:space="preserve">Variétés Catimor et / ou Bourbon Jaune</w:t>
+        <w:t xml:space="preserve">   [produit.drip-bags-catimor.contenu.2]</w:t>
+      </w:r>
+    </w:p>
+    <w:p>
+      <w:pPr>
+        <w:spacing w:after="0"/>
+      </w:pPr>
+      <w:r>
+        <w:rPr>
+          <w:sz w:val="22"/>
+          <w:szCs w:val="22"/>
+        </w:rPr>
+        <w:t xml:space="preserve">Variété Catimor, lavée</w:t>
       </w:r>
     </w:p>
     <w:p>
@@ -5428,7 +5428,7 @@
           <w:sz w:val="19"/>
           <w:szCs w:val="19"/>
         </w:rPr>
-        <w:t xml:space="preserve">   [produit.drip-bags-a-composer.contenu.3]</w:t>
+        <w:t xml:space="preserve">   [produit.drip-bags-catimor.contenu.3]</w:t>
       </w:r>
     </w:p>
     <w:p>
@@ -5463,7 +5463,7 @@
           <w:sz w:val="19"/>
           <w:szCs w:val="19"/>
         </w:rPr>
-        <w:t xml:space="preserve">   [produit.drip-bags-a-composer.ferme.nom]</w:t>
+        <w:t xml:space="preserve">   [produit.drip-bags-catimor.ferme.nom]</w:t>
       </w:r>
     </w:p>
     <w:p>
@@ -5498,7 +5498,7 @@
           <w:sz w:val="19"/>
           <w:szCs w:val="19"/>
         </w:rPr>
-        <w:t xml:space="preserve">   [produit.drip-bags-a-composer.ferme.lieu]</w:t>
+        <w:t xml:space="preserve">   [produit.drip-bags-catimor.ferme.lieu]</w:t>
       </w:r>
     </w:p>
     <w:p>
@@ -5533,7 +5533,7 @@
           <w:sz w:val="19"/>
           <w:szCs w:val="19"/>
         </w:rPr>
-        <w:t xml:space="preserve">   [produit.drip-bags-a-composer.ferme.texte]</w:t>
+        <w:t xml:space="preserve">   [produit.drip-bags-catimor.ferme.texte]</w:t>
       </w:r>
     </w:p>
     <w:p>
@@ -5568,19 +5568,728 @@
           <w:sz w:val="19"/>
           <w:szCs w:val="19"/>
         </w:rPr>
-        <w:t xml:space="preserve">   [produit.drip-bags-a-composer.prix.1]</w:t>
-      </w:r>
-    </w:p>
-    <w:p>
-      <w:pPr>
-        <w:spacing w:after="0"/>
-      </w:pPr>
-      <w:r>
-        <w:rPr>
-          <w:sz w:val="22"/>
-          <w:szCs w:val="22"/>
-        </w:rPr>
-        <w:t xml:space="preserve">8 × Catimor — 15.00 €</w:t>
+        <w:t xml:space="preserve">   [produit.drip-bags-catimor.prix.1]</w:t>
+      </w:r>
+    </w:p>
+    <w:p>
+      <w:pPr>
+        <w:spacing w:after="0"/>
+      </w:pPr>
+      <w:r>
+        <w:rPr>
+          <w:sz w:val="22"/>
+          <w:szCs w:val="22"/>
+        </w:rPr>
+        <w:t xml:space="preserve">Boîte de 5 — 9.00 €</w:t>
+      </w:r>
+    </w:p>
+    <w:p>
+      <w:pPr>
+        <w:pStyle w:val="Heading2"/>
+        <w:spacing w:after="140" w:before="340"/>
+      </w:pPr>
+      <w:r>
+        <w:t xml:space="preserve">Drip Bags — Bourbon jaune — Ferme de Gaosheng, Baoshan</w:t>
+      </w:r>
+    </w:p>
+    <w:p>
+      <w:pPr>
+        <w:spacing w:after="40" w:before="200"/>
+      </w:pPr>
+      <w:r>
+        <w:rPr>
+          <w:b/>
+          <w:bCs/>
+          <w:color w:val="55524A"/>
+          <w:sz w:val="19"/>
+          <w:szCs w:val="19"/>
+        </w:rPr>
+        <w:t xml:space="preserve">Nom</w:t>
+      </w:r>
+      <w:r>
+        <w:rPr>
+          <w:color w:val="B95F2C"/>
+          <w:sz w:val="19"/>
+          <w:szCs w:val="19"/>
+        </w:rPr>
+        <w:t xml:space="preserve">   [produit.drip-bags-bourbon-jaune.nom]</w:t>
+      </w:r>
+    </w:p>
+    <w:p>
+      <w:pPr>
+        <w:spacing w:after="0"/>
+      </w:pPr>
+      <w:r>
+        <w:rPr>
+          <w:sz w:val="22"/>
+          <w:szCs w:val="22"/>
+        </w:rPr>
+        <w:t xml:space="preserve">Drip Bags — Bourbon jaune</w:t>
+      </w:r>
+    </w:p>
+    <w:p>
+      <w:pPr>
+        <w:spacing w:after="40" w:before="200"/>
+      </w:pPr>
+      <w:r>
+        <w:rPr>
+          <w:b/>
+          <w:bCs/>
+          <w:color w:val="55524A"/>
+          <w:sz w:val="19"/>
+          <w:szCs w:val="19"/>
+        </w:rPr>
+        <w:t xml:space="preserve">Sous-titre</w:t>
+      </w:r>
+      <w:r>
+        <w:rPr>
+          <w:color w:val="B95F2C"/>
+          <w:sz w:val="19"/>
+          <w:szCs w:val="19"/>
+        </w:rPr>
+        <w:t xml:space="preserve">   [produit.drip-bags-bourbon-jaune.sousTitre]</w:t>
+      </w:r>
+    </w:p>
+    <w:p>
+      <w:pPr>
+        <w:spacing w:after="0"/>
+      </w:pPr>
+      <w:r>
+        <w:rPr>
+          <w:sz w:val="22"/>
+          <w:szCs w:val="22"/>
+        </w:rPr>
+        <w:t xml:space="preserve">Ferme de Gaosheng, Baoshan</w:t>
+      </w:r>
+    </w:p>
+    <w:p>
+      <w:pPr>
+        <w:spacing w:after="40" w:before="200"/>
+      </w:pPr>
+      <w:r>
+        <w:rPr>
+          <w:b/>
+          <w:bCs/>
+          <w:color w:val="55524A"/>
+          <w:sz w:val="19"/>
+          <w:szCs w:val="19"/>
+        </w:rPr>
+        <w:t xml:space="preserve">Accroche (une phrase, sous le prix)</w:t>
+      </w:r>
+      <w:r>
+        <w:rPr>
+          <w:color w:val="B95F2C"/>
+          <w:sz w:val="19"/>
+          <w:szCs w:val="19"/>
+        </w:rPr>
+        <w:t xml:space="preserve">   [produit.drip-bags-bourbon-jaune.accroche]</w:t>
+      </w:r>
+    </w:p>
+    <w:p>
+      <w:pPr>
+        <w:spacing w:after="0"/>
+      </w:pPr>
+      <w:r>
+        <w:rPr>
+          <w:sz w:val="22"/>
+          <w:szCs w:val="22"/>
+        </w:rPr>
+        <w:t xml:space="preserve">Cinq filtres individuels, fins et floraux.</w:t>
+      </w:r>
+    </w:p>
+    <w:p>
+      <w:pPr>
+        <w:spacing w:after="40" w:before="200"/>
+      </w:pPr>
+      <w:r>
+        <w:rPr>
+          <w:b/>
+          <w:bCs/>
+          <w:color w:val="55524A"/>
+          <w:sz w:val="19"/>
+          <w:szCs w:val="19"/>
+        </w:rPr>
+        <w:t xml:space="preserve">Description</w:t>
+      </w:r>
+      <w:r>
+        <w:rPr>
+          <w:color w:val="B95F2C"/>
+          <w:sz w:val="19"/>
+          <w:szCs w:val="19"/>
+        </w:rPr>
+        <w:t xml:space="preserve">   [produit.drip-bags-bourbon-jaune.description]</w:t>
+      </w:r>
+    </w:p>
+    <w:p>
+      <w:pPr>
+        <w:spacing w:after="0"/>
+      </w:pPr>
+      <w:r>
+        <w:rPr>
+          <w:sz w:val="22"/>
+          <w:szCs w:val="22"/>
+        </w:rPr>
+        <w:t xml:space="preserve">Cinq sachets filtres de 10 g, moulus et conditionnés sous atmosphère protectrice le jour de la torréfaction. Le Bourbon jaune est plus rare et moins productif que le Catimor, sur la même ferme et à la même altitude : la tasse y gagne en finesse, sur le jasmin et le sucre roux.</w:t>
+      </w:r>
+    </w:p>
+    <w:p>
+      <w:pPr>
+        <w:spacing w:after="40" w:before="200"/>
+      </w:pPr>
+      <w:r>
+        <w:rPr>
+          <w:b/>
+          <w:bCs/>
+          <w:color w:val="55524A"/>
+          <w:sz w:val="19"/>
+          <w:szCs w:val="19"/>
+        </w:rPr>
+        <w:t xml:space="preserve">Histoire du lot</w:t>
+      </w:r>
+      <w:r>
+        <w:rPr>
+          <w:color w:val="B95F2C"/>
+          <w:sz w:val="19"/>
+          <w:szCs w:val="19"/>
+        </w:rPr>
+        <w:t xml:space="preserve">   [produit.drip-bags-bourbon-jaune.histoire]</w:t>
+      </w:r>
+    </w:p>
+    <w:p>
+      <w:pPr>
+        <w:spacing w:after="0"/>
+      </w:pPr>
+      <w:r>
+        <w:rPr>
+          <w:sz w:val="22"/>
+          <w:szCs w:val="22"/>
+        </w:rPr>
+        <w:t xml:space="preserve">Même terre, même altitude, même traitement, même torréfaction que notre Catimor : seule la variété change. C’est la comparaison la plus honnête que l’on puisse proposer, et la plus instructive — une fois les deux bues à la suite.</w:t>
+      </w:r>
+    </w:p>
+    <w:p>
+      <w:pPr>
+        <w:spacing w:after="40" w:before="200"/>
+      </w:pPr>
+      <w:r>
+        <w:rPr>
+          <w:b/>
+          <w:bCs/>
+          <w:color w:val="55524A"/>
+          <w:sz w:val="19"/>
+          <w:szCs w:val="19"/>
+        </w:rPr>
+        <w:t xml:space="preserve">Fiche : origine</w:t>
+      </w:r>
+      <w:r>
+        <w:rPr>
+          <w:color w:val="B95F2C"/>
+          <w:sz w:val="19"/>
+          <w:szCs w:val="19"/>
+        </w:rPr>
+        <w:t xml:space="preserve">   [produit.drip-bags-bourbon-jaune.origine]</w:t>
+      </w:r>
+    </w:p>
+    <w:p>
+      <w:pPr>
+        <w:spacing w:after="0"/>
+      </w:pPr>
+      <w:r>
+        <w:rPr>
+          <w:sz w:val="22"/>
+          <w:szCs w:val="22"/>
+        </w:rPr>
+        <w:t xml:space="preserve">Yunnan, Chine — Gaosheng, Baoshan</w:t>
+      </w:r>
+    </w:p>
+    <w:p>
+      <w:pPr>
+        <w:spacing w:after="40" w:before="200"/>
+      </w:pPr>
+      <w:r>
+        <w:rPr>
+          <w:b/>
+          <w:bCs/>
+          <w:color w:val="55524A"/>
+          <w:sz w:val="19"/>
+          <w:szCs w:val="19"/>
+        </w:rPr>
+        <w:t xml:space="preserve">Fiche : altitude</w:t>
+      </w:r>
+      <w:r>
+        <w:rPr>
+          <w:color w:val="B95F2C"/>
+          <w:sz w:val="19"/>
+          <w:szCs w:val="19"/>
+        </w:rPr>
+        <w:t xml:space="preserve">   [produit.drip-bags-bourbon-jaune.altitude]</w:t>
+      </w:r>
+    </w:p>
+    <w:p>
+      <w:pPr>
+        <w:spacing w:after="0"/>
+      </w:pPr>
+      <w:r>
+        <w:rPr>
+          <w:sz w:val="22"/>
+          <w:szCs w:val="22"/>
+        </w:rPr>
+        <w:t xml:space="preserve">1300 – 1850 m</w:t>
+      </w:r>
+    </w:p>
+    <w:p>
+      <w:pPr>
+        <w:spacing w:after="40" w:before="200"/>
+      </w:pPr>
+      <w:r>
+        <w:rPr>
+          <w:b/>
+          <w:bCs/>
+          <w:color w:val="55524A"/>
+          <w:sz w:val="19"/>
+          <w:szCs w:val="19"/>
+        </w:rPr>
+        <w:t xml:space="preserve">Fiche : variété</w:t>
+      </w:r>
+      <w:r>
+        <w:rPr>
+          <w:color w:val="B95F2C"/>
+          <w:sz w:val="19"/>
+          <w:szCs w:val="19"/>
+        </w:rPr>
+        <w:t xml:space="preserve">   [produit.drip-bags-bourbon-jaune.variete]</w:t>
+      </w:r>
+    </w:p>
+    <w:p>
+      <w:pPr>
+        <w:spacing w:after="0"/>
+      </w:pPr>
+      <w:r>
+        <w:rPr>
+          <w:sz w:val="22"/>
+          <w:szCs w:val="22"/>
+        </w:rPr>
+        <w:t xml:space="preserve">Bourbon jaune</w:t>
+      </w:r>
+    </w:p>
+    <w:p>
+      <w:pPr>
+        <w:spacing w:after="40" w:before="200"/>
+      </w:pPr>
+      <w:r>
+        <w:rPr>
+          <w:b/>
+          <w:bCs/>
+          <w:color w:val="55524A"/>
+          <w:sz w:val="19"/>
+          <w:szCs w:val="19"/>
+        </w:rPr>
+        <w:t xml:space="preserve">Fiche : process</w:t>
+      </w:r>
+      <w:r>
+        <w:rPr>
+          <w:color w:val="B95F2C"/>
+          <w:sz w:val="19"/>
+          <w:szCs w:val="19"/>
+        </w:rPr>
+        <w:t xml:space="preserve">   [produit.drip-bags-bourbon-jaune.process]</w:t>
+      </w:r>
+    </w:p>
+    <w:p>
+      <w:pPr>
+        <w:spacing w:after="0"/>
+      </w:pPr>
+      <w:r>
+        <w:rPr>
+          <w:sz w:val="22"/>
+          <w:szCs w:val="22"/>
+        </w:rPr>
+        <w:t xml:space="preserve">Lavé traditionnel</w:t>
+      </w:r>
+    </w:p>
+    <w:p>
+      <w:pPr>
+        <w:spacing w:after="40" w:before="200"/>
+      </w:pPr>
+      <w:r>
+        <w:rPr>
+          <w:b/>
+          <w:bCs/>
+          <w:color w:val="55524A"/>
+          <w:sz w:val="19"/>
+          <w:szCs w:val="19"/>
+        </w:rPr>
+        <w:t xml:space="preserve">Fiche : notes de dégustation</w:t>
+      </w:r>
+      <w:r>
+        <w:rPr>
+          <w:color w:val="B95F2C"/>
+          <w:sz w:val="19"/>
+          <w:szCs w:val="19"/>
+        </w:rPr>
+        <w:t xml:space="preserve">   [produit.drip-bags-bourbon-jaune.notes]</w:t>
+      </w:r>
+    </w:p>
+    <w:p>
+      <w:pPr>
+        <w:spacing w:after="0"/>
+      </w:pPr>
+      <w:r>
+        <w:rPr>
+          <w:sz w:val="22"/>
+          <w:szCs w:val="22"/>
+        </w:rPr>
+        <w:t xml:space="preserve">Jasmin, sucre roux, agrumes</w:t>
+      </w:r>
+    </w:p>
+    <w:p>
+      <w:pPr>
+        <w:spacing w:after="40" w:before="200"/>
+      </w:pPr>
+      <w:r>
+        <w:rPr>
+          <w:b/>
+          <w:bCs/>
+          <w:color w:val="55524A"/>
+          <w:sz w:val="19"/>
+          <w:szCs w:val="19"/>
+        </w:rPr>
+        <w:t xml:space="preserve">Fiche : séchage</w:t>
+      </w:r>
+      <w:r>
+        <w:rPr>
+          <w:color w:val="B95F2C"/>
+          <w:sz w:val="19"/>
+          <w:szCs w:val="19"/>
+        </w:rPr>
+        <w:t xml:space="preserve">   [produit.drip-bags-bourbon-jaune.sechage]</w:t>
+      </w:r>
+    </w:p>
+    <w:p>
+      <w:pPr>
+        <w:spacing w:after="0"/>
+      </w:pPr>
+      <w:r>
+        <w:rPr>
+          <w:sz w:val="22"/>
+          <w:szCs w:val="22"/>
+        </w:rPr>
+        <w:t xml:space="preserve">Lits africains surélevés, 14 jours</w:t>
+      </w:r>
+    </w:p>
+    <w:p>
+      <w:pPr>
+        <w:spacing w:after="40" w:before="200"/>
+      </w:pPr>
+      <w:r>
+        <w:rPr>
+          <w:b/>
+          <w:bCs/>
+          <w:color w:val="55524A"/>
+          <w:sz w:val="19"/>
+          <w:szCs w:val="19"/>
+        </w:rPr>
+        <w:t xml:space="preserve">Fiche : récolte</w:t>
+      </w:r>
+      <w:r>
+        <w:rPr>
+          <w:color w:val="B95F2C"/>
+          <w:sz w:val="19"/>
+          <w:szCs w:val="19"/>
+        </w:rPr>
+        <w:t xml:space="preserve">   [produit.drip-bags-bourbon-jaune.recolte]</w:t>
+      </w:r>
+    </w:p>
+    <w:p>
+      <w:pPr>
+        <w:spacing w:after="0"/>
+      </w:pPr>
+      <w:r>
+        <w:rPr>
+          <w:sz w:val="22"/>
+          <w:szCs w:val="22"/>
+        </w:rPr>
+        <w:t xml:space="preserve">À la main, cerises mûres</w:t>
+      </w:r>
+    </w:p>
+    <w:p>
+      <w:pPr>
+        <w:spacing w:after="40" w:before="200"/>
+      </w:pPr>
+      <w:r>
+        <w:rPr>
+          <w:b/>
+          <w:bCs/>
+          <w:color w:val="55524A"/>
+          <w:sz w:val="19"/>
+          <w:szCs w:val="19"/>
+        </w:rPr>
+        <w:t xml:space="preserve">Fiche : profil (filtre ou espresso)</w:t>
+      </w:r>
+      <w:r>
+        <w:rPr>
+          <w:color w:val="B95F2C"/>
+          <w:sz w:val="19"/>
+          <w:szCs w:val="19"/>
+        </w:rPr>
+        <w:t xml:space="preserve">   [produit.drip-bags-bourbon-jaune.profil]</w:t>
+      </w:r>
+    </w:p>
+    <w:p>
+      <w:pPr>
+        <w:spacing w:after="0"/>
+      </w:pPr>
+      <w:r>
+        <w:rPr>
+          <w:sz w:val="22"/>
+          <w:szCs w:val="22"/>
+        </w:rPr>
+        <w:t xml:space="preserve">Filtre</w:t>
+      </w:r>
+    </w:p>
+    <w:p>
+      <w:pPr>
+        <w:spacing w:after="40" w:before="200"/>
+      </w:pPr>
+      <w:r>
+        <w:rPr>
+          <w:b/>
+          <w:bCs/>
+          <w:color w:val="55524A"/>
+          <w:sz w:val="19"/>
+          <w:szCs w:val="19"/>
+        </w:rPr>
+        <w:t xml:space="preserve">Conseils de préparation</w:t>
+      </w:r>
+      <w:r>
+        <w:rPr>
+          <w:color w:val="B95F2C"/>
+          <w:sz w:val="19"/>
+          <w:szCs w:val="19"/>
+        </w:rPr>
+        <w:t xml:space="preserve">   [produit.drip-bags-bourbon-jaune.preparation]</w:t>
+      </w:r>
+    </w:p>
+    <w:p>
+      <w:pPr>
+        <w:spacing w:after="0"/>
+      </w:pPr>
+      <w:r>
+        <w:rPr>
+          <w:sz w:val="22"/>
+          <w:szCs w:val="22"/>
+        </w:rPr>
+        <w:t xml:space="preserve">Posez le sachet sur le mug, versez 30 ml à 90 °C pour humidifier, attendez 30 secondes, puis complétez à 120 - 150 ml en deux versements.</w:t>
+      </w:r>
+    </w:p>
+    <w:p>
+      <w:pPr>
+        <w:spacing w:after="40" w:before="200"/>
+      </w:pPr>
+      <w:r>
+        <w:rPr>
+          <w:b/>
+          <w:bCs/>
+          <w:color w:val="55524A"/>
+          <w:sz w:val="19"/>
+          <w:szCs w:val="19"/>
+        </w:rPr>
+        <w:t xml:space="preserve">Contenu, ligne 1</w:t>
+      </w:r>
+      <w:r>
+        <w:rPr>
+          <w:color w:val="B95F2C"/>
+          <w:sz w:val="19"/>
+          <w:szCs w:val="19"/>
+        </w:rPr>
+        <w:t xml:space="preserve">   [produit.drip-bags-bourbon-jaune.contenu.1]</w:t>
+      </w:r>
+    </w:p>
+    <w:p>
+      <w:pPr>
+        <w:spacing w:after="0"/>
+      </w:pPr>
+      <w:r>
+        <w:rPr>
+          <w:sz w:val="22"/>
+          <w:szCs w:val="22"/>
+        </w:rPr>
+        <w:t xml:space="preserve">5 sachets filtres de 10 g</w:t>
+      </w:r>
+    </w:p>
+    <w:p>
+      <w:pPr>
+        <w:spacing w:after="40" w:before="200"/>
+      </w:pPr>
+      <w:r>
+        <w:rPr>
+          <w:b/>
+          <w:bCs/>
+          <w:color w:val="55524A"/>
+          <w:sz w:val="19"/>
+          <w:szCs w:val="19"/>
+        </w:rPr>
+        <w:t xml:space="preserve">Contenu, ligne 2</w:t>
+      </w:r>
+      <w:r>
+        <w:rPr>
+          <w:color w:val="B95F2C"/>
+          <w:sz w:val="19"/>
+          <w:szCs w:val="19"/>
+        </w:rPr>
+        <w:t xml:space="preserve">   [produit.drip-bags-bourbon-jaune.contenu.2]</w:t>
+      </w:r>
+    </w:p>
+    <w:p>
+      <w:pPr>
+        <w:spacing w:after="0"/>
+      </w:pPr>
+      <w:r>
+        <w:rPr>
+          <w:sz w:val="22"/>
+          <w:szCs w:val="22"/>
+        </w:rPr>
+        <w:t xml:space="preserve">Variété Bourbon jaune, lavée</w:t>
+      </w:r>
+    </w:p>
+    <w:p>
+      <w:pPr>
+        <w:spacing w:after="40" w:before="200"/>
+      </w:pPr>
+      <w:r>
+        <w:rPr>
+          <w:b/>
+          <w:bCs/>
+          <w:color w:val="55524A"/>
+          <w:sz w:val="19"/>
+          <w:szCs w:val="19"/>
+        </w:rPr>
+        <w:t xml:space="preserve">Contenu, ligne 3</w:t>
+      </w:r>
+      <w:r>
+        <w:rPr>
+          <w:color w:val="B95F2C"/>
+          <w:sz w:val="19"/>
+          <w:szCs w:val="19"/>
+        </w:rPr>
+        <w:t xml:space="preserve">   [produit.drip-bags-bourbon-jaune.contenu.3]</w:t>
+      </w:r>
+    </w:p>
+    <w:p>
+      <w:pPr>
+        <w:spacing w:after="0"/>
+      </w:pPr>
+      <w:r>
+        <w:rPr>
+          <w:sz w:val="22"/>
+          <w:szCs w:val="22"/>
+        </w:rPr>
+        <w:t xml:space="preserve">Boîte et sachets recyclables</w:t>
+      </w:r>
+    </w:p>
+    <w:p>
+      <w:pPr>
+        <w:spacing w:after="40" w:before="200"/>
+      </w:pPr>
+      <w:r>
+        <w:rPr>
+          <w:b/>
+          <w:bCs/>
+          <w:color w:val="55524A"/>
+          <w:sz w:val="19"/>
+          <w:szCs w:val="19"/>
+        </w:rPr>
+        <w:t xml:space="preserve">Ferme : nom</w:t>
+      </w:r>
+      <w:r>
+        <w:rPr>
+          <w:color w:val="B95F2C"/>
+          <w:sz w:val="19"/>
+          <w:szCs w:val="19"/>
+        </w:rPr>
+        <w:t xml:space="preserve">   [produit.drip-bags-bourbon-jaune.ferme.nom]</w:t>
+      </w:r>
+    </w:p>
+    <w:p>
+      <w:pPr>
+        <w:spacing w:after="0"/>
+      </w:pPr>
+      <w:r>
+        <w:rPr>
+          <w:sz w:val="22"/>
+          <w:szCs w:val="22"/>
+        </w:rPr>
+        <w:t xml:space="preserve">Ferme de Gaosheng</w:t>
+      </w:r>
+    </w:p>
+    <w:p>
+      <w:pPr>
+        <w:spacing w:after="40" w:before="200"/>
+      </w:pPr>
+      <w:r>
+        <w:rPr>
+          <w:b/>
+          <w:bCs/>
+          <w:color w:val="55524A"/>
+          <w:sz w:val="19"/>
+          <w:szCs w:val="19"/>
+        </w:rPr>
+        <w:t xml:space="preserve">Ferme : lieu</w:t>
+      </w:r>
+      <w:r>
+        <w:rPr>
+          <w:color w:val="B95F2C"/>
+          <w:sz w:val="19"/>
+          <w:szCs w:val="19"/>
+        </w:rPr>
+        <w:t xml:space="preserve">   [produit.drip-bags-bourbon-jaune.ferme.lieu]</w:t>
+      </w:r>
+    </w:p>
+    <w:p>
+      <w:pPr>
+        <w:spacing w:after="0"/>
+      </w:pPr>
+      <w:r>
+        <w:rPr>
+          <w:sz w:val="22"/>
+          <w:szCs w:val="22"/>
+        </w:rPr>
+        <w:t xml:space="preserve">Baoshan, Yunnan</w:t>
+      </w:r>
+    </w:p>
+    <w:p>
+      <w:pPr>
+        <w:spacing w:after="40" w:before="200"/>
+      </w:pPr>
+      <w:r>
+        <w:rPr>
+          <w:b/>
+          <w:bCs/>
+          <w:color w:val="55524A"/>
+          <w:sz w:val="19"/>
+          <w:szCs w:val="19"/>
+        </w:rPr>
+        <w:t xml:space="preserve">Ferme : présentation</w:t>
+      </w:r>
+      <w:r>
+        <w:rPr>
+          <w:color w:val="B95F2C"/>
+          <w:sz w:val="19"/>
+          <w:szCs w:val="19"/>
+        </w:rPr>
+        <w:t xml:space="preserve">   [produit.drip-bags-bourbon-jaune.ferme.texte]</w:t>
+      </w:r>
+    </w:p>
+    <w:p>
+      <w:pPr>
+        <w:spacing w:after="0"/>
+      </w:pPr>
+      <w:r>
+        <w:rPr>
+          <w:sz w:val="22"/>
+          <w:szCs w:val="22"/>
+        </w:rPr>
+        <w:t xml:space="preserve">La Ferme de Gaosheng Manor, fondée en 1956, est souvent présentée comme la première plantation de café de Chine, dédiée à la production d’Arabica de qualité. La ferme cultive principalement du Catimor (et un peu de Typica /« Blue Mountain ») entre 1500 et 1850 m d’altitude, dans la vallée sèche et chaude de la rivière Nu, près de la frontière avec le Myanmar.</w:t>
       </w:r>
     </w:p>
     <w:p>
@@ -5603,54 +6312,19 @@
           <w:sz w:val="19"/>
           <w:szCs w:val="19"/>
         </w:rPr>
-        <w:t xml:space="preserve">   [produit.drip-bags-a-composer.prix.2]</w:t>
-      </w:r>
-    </w:p>
-    <w:p>
-      <w:pPr>
-        <w:spacing w:after="0"/>
-      </w:pPr>
-      <w:r>
-        <w:rPr>
-          <w:sz w:val="22"/>
-          <w:szCs w:val="22"/>
-        </w:rPr>
-        <w:t xml:space="preserve">8 × Bourbon jaune — 18.00 €</w:t>
-      </w:r>
-    </w:p>
-    <w:p>
-      <w:pPr>
-        <w:spacing w:after="40" w:before="200"/>
-      </w:pPr>
-      <w:r>
-        <w:rPr>
-          <w:b/>
-          <w:bCs/>
-          <w:color w:val="55524A"/>
-          <w:sz w:val="19"/>
-          <w:szCs w:val="19"/>
-        </w:rPr>
-        <w:t xml:space="preserve">Format et prix</w:t>
-      </w:r>
-      <w:r>
-        <w:rPr>
-          <w:color w:val="B95F2C"/>
-          <w:sz w:val="19"/>
-          <w:szCs w:val="19"/>
-        </w:rPr>
-        <w:t xml:space="preserve">   [produit.drip-bags-a-composer.prix.3]</w:t>
-      </w:r>
-    </w:p>
-    <w:p>
-      <w:pPr>
-        <w:spacing w:after="0"/>
-      </w:pPr>
-      <w:r>
-        <w:rPr>
-          <w:sz w:val="22"/>
-          <w:szCs w:val="22"/>
-        </w:rPr>
-        <w:t xml:space="preserve">4 × Catimor + 4 × Bourbon jaune — 16.50 €</w:t>
+        <w:t xml:space="preserve">   [produit.drip-bags-bourbon-jaune.prix.1]</w:t>
+      </w:r>
+    </w:p>
+    <w:p>
+      <w:pPr>
+        <w:spacing w:after="0"/>
+      </w:pPr>
+      <w:r>
+        <w:rPr>
+          <w:sz w:val="22"/>
+          <w:szCs w:val="22"/>
+        </w:rPr>
+        <w:t xml:space="preserve">Boîte de 5 — 11.00 €</w:t>
       </w:r>
     </w:p>
     <w:p>

--- a/contenu/textes-yunma-fr.docx
+++ b/contenu/textes-yunma-fr.docx
@@ -625,7 +625,19 @@
           <w:sz w:val="22"/>
           <w:szCs w:val="22"/>
         </w:rPr>
-        <w:t xml:space="preserve">Cafés de spécialité</w:t>
+        <w:t xml:space="preserve">Cafés</w:t>
+      </w:r>
+    </w:p>
+    <w:p>
+      <w:pPr>
+        <w:spacing w:after="0"/>
+      </w:pPr>
+      <w:r>
+        <w:rPr>
+          <w:sz w:val="22"/>
+          <w:szCs w:val="22"/>
+        </w:rPr>
+        <w:t xml:space="preserve">de spécialité</w:t>
       </w:r>
     </w:p>
     <w:p>
@@ -1703,7 +1715,7 @@
           <w:sz w:val="22"/>
           <w:szCs w:val="22"/>
         </w:rPr>
-        <w:t xml:space="preserve">Les cafés Yunma : cafés de spécialité du Yunnan en 200 g, drip bags en boîte de 8 ou coffret découverte. Origines tracées, torréfaction à Paris.</w:t>
+        <w:t xml:space="preserve">Les cafés Yunma : cafés de spécialité du Yunnan en 200 g, drip bags en boîte de 5 ou coffret découverte. Origines tracées, torréfaction à Paris.</w:t>
       </w:r>
     </w:p>
     <w:p>
@@ -4093,750 +4105,6 @@
           <w:szCs w:val="22"/>
         </w:rPr>
         <w:t xml:space="preserve">200 g — 17.00 €</w:t>
-      </w:r>
-    </w:p>
-    <w:p>
-      <w:pPr>
-        <w:pStyle w:val="Heading2"/>
-        <w:spacing w:after="140" w:before="340"/>
-      </w:pPr>
-      <w:r>
-        <w:t xml:space="preserve">Drip Bags — Boîte de 8 — Catimor et Bourbon</w:t>
-      </w:r>
-    </w:p>
-    <w:p>
-      <w:pPr>
-        <w:spacing w:after="40" w:before="200"/>
-      </w:pPr>
-      <w:r>
-        <w:rPr>
-          <w:b/>
-          <w:bCs/>
-          <w:color w:val="55524A"/>
-          <w:sz w:val="19"/>
-          <w:szCs w:val="19"/>
-        </w:rPr>
-        <w:t xml:space="preserve">Nom</w:t>
-      </w:r>
-      <w:r>
-        <w:rPr>
-          <w:color w:val="B95F2C"/>
-          <w:sz w:val="19"/>
-          <w:szCs w:val="19"/>
-        </w:rPr>
-        <w:t xml:space="preserve">   [produit.drip-bags-x8.nom]</w:t>
-      </w:r>
-    </w:p>
-    <w:p>
-      <w:pPr>
-        <w:spacing w:after="0"/>
-      </w:pPr>
-      <w:r>
-        <w:rPr>
-          <w:sz w:val="22"/>
-          <w:szCs w:val="22"/>
-        </w:rPr>
-        <w:t xml:space="preserve">Drip Bags — Boîte de 8</w:t>
-      </w:r>
-    </w:p>
-    <w:p>
-      <w:pPr>
-        <w:spacing w:after="40" w:before="200"/>
-      </w:pPr>
-      <w:r>
-        <w:rPr>
-          <w:b/>
-          <w:bCs/>
-          <w:color w:val="55524A"/>
-          <w:sz w:val="19"/>
-          <w:szCs w:val="19"/>
-        </w:rPr>
-        <w:t xml:space="preserve">Sous-titre</w:t>
-      </w:r>
-      <w:r>
-        <w:rPr>
-          <w:color w:val="B95F2C"/>
-          <w:sz w:val="19"/>
-          <w:szCs w:val="19"/>
-        </w:rPr>
-        <w:t xml:space="preserve">   [produit.drip-bags-x8.sousTitre]</w:t>
-      </w:r>
-    </w:p>
-    <w:p>
-      <w:pPr>
-        <w:spacing w:after="0"/>
-      </w:pPr>
-      <w:r>
-        <w:rPr>
-          <w:sz w:val="22"/>
-          <w:szCs w:val="22"/>
-        </w:rPr>
-        <w:t xml:space="preserve">Catimor et Bourbon</w:t>
-      </w:r>
-    </w:p>
-    <w:p>
-      <w:pPr>
-        <w:spacing w:after="40" w:before="200"/>
-      </w:pPr>
-      <w:r>
-        <w:rPr>
-          <w:b/>
-          <w:bCs/>
-          <w:color w:val="55524A"/>
-          <w:sz w:val="19"/>
-          <w:szCs w:val="19"/>
-        </w:rPr>
-        <w:t xml:space="preserve">Accroche (une phrase, sous le prix)</w:t>
-      </w:r>
-      <w:r>
-        <w:rPr>
-          <w:color w:val="B95F2C"/>
-          <w:sz w:val="19"/>
-          <w:szCs w:val="19"/>
-        </w:rPr>
-        <w:t xml:space="preserve">   [produit.drip-bags-x8.accroche]</w:t>
-      </w:r>
-    </w:p>
-    <w:p>
-      <w:pPr>
-        <w:spacing w:after="0"/>
-      </w:pPr>
-      <w:r>
-        <w:rPr>
-          <w:sz w:val="22"/>
-          <w:szCs w:val="22"/>
-        </w:rPr>
-        <w:t xml:space="preserve">Un filtre individuel de café du Yunnan à emporter partout.</w:t>
-      </w:r>
-    </w:p>
-    <w:p>
-      <w:pPr>
-        <w:spacing w:after="40" w:before="200"/>
-      </w:pPr>
-      <w:r>
-        <w:rPr>
-          <w:b/>
-          <w:bCs/>
-          <w:color w:val="55524A"/>
-          <w:sz w:val="19"/>
-          <w:szCs w:val="19"/>
-        </w:rPr>
-        <w:t xml:space="preserve">Description</w:t>
-      </w:r>
-      <w:r>
-        <w:rPr>
-          <w:color w:val="B95F2C"/>
-          <w:sz w:val="19"/>
-          <w:szCs w:val="19"/>
-        </w:rPr>
-        <w:t xml:space="preserve">   [produit.drip-bags-x8.description]</w:t>
-      </w:r>
-    </w:p>
-    <w:p>
-      <w:pPr>
-        <w:spacing w:after="0"/>
-      </w:pPr>
-      <w:r>
-        <w:rPr>
-          <w:sz w:val="22"/>
-          <w:szCs w:val="22"/>
-        </w:rPr>
-        <w:t xml:space="preserve">Huit sachets filtres individuels de 10 g, moulus et conditionnés sous atmosphère protectrice le jour de la torréfaction. L’assemblage de saison réunit quatre Catimor et quatre Bourbon jaune de la ferme Gaosheng : de la légèreté et assez de douceur pour se passer de sucre.</w:t>
-      </w:r>
-    </w:p>
-    <w:p>
-      <w:pPr>
-        <w:spacing w:after="40" w:before="200"/>
-      </w:pPr>
-      <w:r>
-        <w:rPr>
-          <w:b/>
-          <w:bCs/>
-          <w:color w:val="55524A"/>
-          <w:sz w:val="19"/>
-          <w:szCs w:val="19"/>
-        </w:rPr>
-        <w:t xml:space="preserve">Histoire du lot</w:t>
-      </w:r>
-      <w:r>
-        <w:rPr>
-          <w:color w:val="B95F2C"/>
-          <w:sz w:val="19"/>
-          <w:szCs w:val="19"/>
-        </w:rPr>
-        <w:t xml:space="preserve">   [produit.drip-bags-x8.histoire]</w:t>
-      </w:r>
-    </w:p>
-    <w:p>
-      <w:pPr>
-        <w:spacing w:after="0"/>
-      </w:pPr>
-      <w:r>
-        <w:rPr>
-          <w:sz w:val="22"/>
-          <w:szCs w:val="22"/>
-        </w:rPr>
-        <w:t xml:space="preserve">Pensés pour le bureau, les voyages ou les matins pressés — sans jamais renoncer à la tasse. Posez le sachet sur votre mug, versez en trois fois, retirez : trois minutes, savourez.</w:t>
-      </w:r>
-    </w:p>
-    <w:p>
-      <w:pPr>
-        <w:spacing w:after="40" w:before="200"/>
-      </w:pPr>
-      <w:r>
-        <w:rPr>
-          <w:b/>
-          <w:bCs/>
-          <w:color w:val="55524A"/>
-          <w:sz w:val="19"/>
-          <w:szCs w:val="19"/>
-        </w:rPr>
-        <w:t xml:space="preserve">Fiche : origine</w:t>
-      </w:r>
-      <w:r>
-        <w:rPr>
-          <w:color w:val="B95F2C"/>
-          <w:sz w:val="19"/>
-          <w:szCs w:val="19"/>
-        </w:rPr>
-        <w:t xml:space="preserve">   [produit.drip-bags-x8.origine]</w:t>
-      </w:r>
-    </w:p>
-    <w:p>
-      <w:pPr>
-        <w:spacing w:after="0"/>
-      </w:pPr>
-      <w:r>
-        <w:rPr>
-          <w:sz w:val="22"/>
-          <w:szCs w:val="22"/>
-        </w:rPr>
-        <w:t xml:space="preserve">Yunnan, Chine — Baoshan</w:t>
-      </w:r>
-    </w:p>
-    <w:p>
-      <w:pPr>
-        <w:spacing w:after="40" w:before="200"/>
-      </w:pPr>
-      <w:r>
-        <w:rPr>
-          <w:b/>
-          <w:bCs/>
-          <w:color w:val="55524A"/>
-          <w:sz w:val="19"/>
-          <w:szCs w:val="19"/>
-        </w:rPr>
-        <w:t xml:space="preserve">Fiche : altitude</w:t>
-      </w:r>
-      <w:r>
-        <w:rPr>
-          <w:color w:val="B95F2C"/>
-          <w:sz w:val="19"/>
-          <w:szCs w:val="19"/>
-        </w:rPr>
-        <w:t xml:space="preserve">   [produit.drip-bags-x8.altitude]</w:t>
-      </w:r>
-    </w:p>
-    <w:p>
-      <w:pPr>
-        <w:spacing w:after="0"/>
-      </w:pPr>
-      <w:r>
-        <w:rPr>
-          <w:sz w:val="22"/>
-          <w:szCs w:val="22"/>
-        </w:rPr>
-        <w:t xml:space="preserve">1300 – 1850 m</w:t>
-      </w:r>
-    </w:p>
-    <w:p>
-      <w:pPr>
-        <w:spacing w:after="40" w:before="200"/>
-      </w:pPr>
-      <w:r>
-        <w:rPr>
-          <w:b/>
-          <w:bCs/>
-          <w:color w:val="55524A"/>
-          <w:sz w:val="19"/>
-          <w:szCs w:val="19"/>
-        </w:rPr>
-        <w:t xml:space="preserve">Fiche : variété</w:t>
-      </w:r>
-      <w:r>
-        <w:rPr>
-          <w:color w:val="B95F2C"/>
-          <w:sz w:val="19"/>
-          <w:szCs w:val="19"/>
-        </w:rPr>
-        <w:t xml:space="preserve">   [produit.drip-bags-x8.variete]</w:t>
-      </w:r>
-    </w:p>
-    <w:p>
-      <w:pPr>
-        <w:spacing w:after="0"/>
-      </w:pPr>
-      <w:r>
-        <w:rPr>
-          <w:sz w:val="22"/>
-          <w:szCs w:val="22"/>
-        </w:rPr>
-        <w:t xml:space="preserve">Catimor et Bourbon Jaune</w:t>
-      </w:r>
-    </w:p>
-    <w:p>
-      <w:pPr>
-        <w:spacing w:after="40" w:before="200"/>
-      </w:pPr>
-      <w:r>
-        <w:rPr>
-          <w:b/>
-          <w:bCs/>
-          <w:color w:val="55524A"/>
-          <w:sz w:val="19"/>
-          <w:szCs w:val="19"/>
-        </w:rPr>
-        <w:t xml:space="preserve">Fiche : process</w:t>
-      </w:r>
-      <w:r>
-        <w:rPr>
-          <w:color w:val="B95F2C"/>
-          <w:sz w:val="19"/>
-          <w:szCs w:val="19"/>
-        </w:rPr>
-        <w:t xml:space="preserve">   [produit.drip-bags-x8.process]</w:t>
-      </w:r>
-    </w:p>
-    <w:p>
-      <w:pPr>
-        <w:spacing w:after="0"/>
-      </w:pPr>
-      <w:r>
-        <w:rPr>
-          <w:sz w:val="22"/>
-          <w:szCs w:val="22"/>
-        </w:rPr>
-        <w:t xml:space="preserve">Honey &amp; lavé</w:t>
-      </w:r>
-    </w:p>
-    <w:p>
-      <w:pPr>
-        <w:spacing w:after="40" w:before="200"/>
-      </w:pPr>
-      <w:r>
-        <w:rPr>
-          <w:b/>
-          <w:bCs/>
-          <w:color w:val="55524A"/>
-          <w:sz w:val="19"/>
-          <w:szCs w:val="19"/>
-        </w:rPr>
-        <w:t xml:space="preserve">Fiche : notes de dégustation</w:t>
-      </w:r>
-      <w:r>
-        <w:rPr>
-          <w:color w:val="B95F2C"/>
-          <w:sz w:val="19"/>
-          <w:szCs w:val="19"/>
-        </w:rPr>
-        <w:t xml:space="preserve">   [produit.drip-bags-x8.notes]</w:t>
-      </w:r>
-    </w:p>
-    <w:p>
-      <w:pPr>
-        <w:spacing w:after="0"/>
-      </w:pPr>
-      <w:r>
-        <w:rPr>
-          <w:sz w:val="22"/>
-          <w:szCs w:val="22"/>
-        </w:rPr>
-        <w:t xml:space="preserve">Amande, cacao au lait, fruits jaunes</w:t>
-      </w:r>
-    </w:p>
-    <w:p>
-      <w:pPr>
-        <w:spacing w:after="40" w:before="200"/>
-      </w:pPr>
-      <w:r>
-        <w:rPr>
-          <w:b/>
-          <w:bCs/>
-          <w:color w:val="55524A"/>
-          <w:sz w:val="19"/>
-          <w:szCs w:val="19"/>
-        </w:rPr>
-        <w:t xml:space="preserve">Fiche : séchage</w:t>
-      </w:r>
-      <w:r>
-        <w:rPr>
-          <w:color w:val="B95F2C"/>
-          <w:sz w:val="19"/>
-          <w:szCs w:val="19"/>
-        </w:rPr>
-        <w:t xml:space="preserve">   [produit.drip-bags-x8.sechage]</w:t>
-      </w:r>
-    </w:p>
-    <w:p>
-      <w:pPr>
-        <w:spacing w:after="0"/>
-      </w:pPr>
-      <w:r>
-        <w:rPr>
-          <w:sz w:val="22"/>
-          <w:szCs w:val="22"/>
-        </w:rPr>
-        <w:t xml:space="preserve">Lits africains surélevés</w:t>
-      </w:r>
-    </w:p>
-    <w:p>
-      <w:pPr>
-        <w:spacing w:after="40" w:before="200"/>
-      </w:pPr>
-      <w:r>
-        <w:rPr>
-          <w:b/>
-          <w:bCs/>
-          <w:color w:val="55524A"/>
-          <w:sz w:val="19"/>
-          <w:szCs w:val="19"/>
-        </w:rPr>
-        <w:t xml:space="preserve">Fiche : récolte</w:t>
-      </w:r>
-      <w:r>
-        <w:rPr>
-          <w:color w:val="B95F2C"/>
-          <w:sz w:val="19"/>
-          <w:szCs w:val="19"/>
-        </w:rPr>
-        <w:t xml:space="preserve">   [produit.drip-bags-x8.recolte]</w:t>
-      </w:r>
-    </w:p>
-    <w:p>
-      <w:pPr>
-        <w:spacing w:after="0"/>
-      </w:pPr>
-      <w:r>
-        <w:rPr>
-          <w:sz w:val="22"/>
-          <w:szCs w:val="22"/>
-        </w:rPr>
-        <w:t xml:space="preserve">À la main, cerises mûres</w:t>
-      </w:r>
-    </w:p>
-    <w:p>
-      <w:pPr>
-        <w:spacing w:after="40" w:before="200"/>
-      </w:pPr>
-      <w:r>
-        <w:rPr>
-          <w:b/>
-          <w:bCs/>
-          <w:color w:val="55524A"/>
-          <w:sz w:val="19"/>
-          <w:szCs w:val="19"/>
-        </w:rPr>
-        <w:t xml:space="preserve">Fiche : profil (filtre ou espresso)</w:t>
-      </w:r>
-      <w:r>
-        <w:rPr>
-          <w:color w:val="B95F2C"/>
-          <w:sz w:val="19"/>
-          <w:szCs w:val="19"/>
-        </w:rPr>
-        <w:t xml:space="preserve">   [produit.drip-bags-x8.profil]</w:t>
-      </w:r>
-    </w:p>
-    <w:p>
-      <w:pPr>
-        <w:spacing w:after="0"/>
-      </w:pPr>
-      <w:r>
-        <w:rPr>
-          <w:sz w:val="22"/>
-          <w:szCs w:val="22"/>
-        </w:rPr>
-        <w:t xml:space="preserve">Filtre</w:t>
-      </w:r>
-    </w:p>
-    <w:p>
-      <w:pPr>
-        <w:spacing w:after="40" w:before="200"/>
-      </w:pPr>
-      <w:r>
-        <w:rPr>
-          <w:b/>
-          <w:bCs/>
-          <w:color w:val="55524A"/>
-          <w:sz w:val="19"/>
-          <w:szCs w:val="19"/>
-        </w:rPr>
-        <w:t xml:space="preserve">Conseils de préparation</w:t>
-      </w:r>
-      <w:r>
-        <w:rPr>
-          <w:color w:val="B95F2C"/>
-          <w:sz w:val="19"/>
-          <w:szCs w:val="19"/>
-        </w:rPr>
-        <w:t xml:space="preserve">   [produit.drip-bags-x8.preparation]</w:t>
-      </w:r>
-    </w:p>
-    <w:p>
-      <w:pPr>
-        <w:spacing w:after="0"/>
-      </w:pPr>
-      <w:r>
-        <w:rPr>
-          <w:sz w:val="22"/>
-          <w:szCs w:val="22"/>
-        </w:rPr>
-        <w:t xml:space="preserve">Posez le sachet sur le mug, versez 30 ml à 90 °C pour humidifier, attendez 30 secondes, puis complétez à 120 - 150 ml en deux versements.</w:t>
-      </w:r>
-    </w:p>
-    <w:p>
-      <w:pPr>
-        <w:spacing w:after="40" w:before="200"/>
-      </w:pPr>
-      <w:r>
-        <w:rPr>
-          <w:b/>
-          <w:bCs/>
-          <w:color w:val="55524A"/>
-          <w:sz w:val="19"/>
-          <w:szCs w:val="19"/>
-        </w:rPr>
-        <w:t xml:space="preserve">Contenu, ligne 1</w:t>
-      </w:r>
-      <w:r>
-        <w:rPr>
-          <w:color w:val="B95F2C"/>
-          <w:sz w:val="19"/>
-          <w:szCs w:val="19"/>
-        </w:rPr>
-        <w:t xml:space="preserve">   [produit.drip-bags-x8.contenu.1]</w:t>
-      </w:r>
-    </w:p>
-    <w:p>
-      <w:pPr>
-        <w:spacing w:after="0"/>
-      </w:pPr>
-      <w:r>
-        <w:rPr>
-          <w:sz w:val="22"/>
-          <w:szCs w:val="22"/>
-        </w:rPr>
-        <w:t xml:space="preserve">4x2 sachets filtres de 10 g</w:t>
-      </w:r>
-    </w:p>
-    <w:p>
-      <w:pPr>
-        <w:spacing w:after="40" w:before="200"/>
-      </w:pPr>
-      <w:r>
-        <w:rPr>
-          <w:b/>
-          <w:bCs/>
-          <w:color w:val="55524A"/>
-          <w:sz w:val="19"/>
-          <w:szCs w:val="19"/>
-        </w:rPr>
-        <w:t xml:space="preserve">Contenu, ligne 2</w:t>
-      </w:r>
-      <w:r>
-        <w:rPr>
-          <w:color w:val="B95F2C"/>
-          <w:sz w:val="19"/>
-          <w:szCs w:val="19"/>
-        </w:rPr>
-        <w:t xml:space="preserve">   [produit.drip-bags-x8.contenu.2]</w:t>
-      </w:r>
-    </w:p>
-    <w:p>
-      <w:pPr>
-        <w:spacing w:after="0"/>
-      </w:pPr>
-      <w:r>
-        <w:rPr>
-          <w:sz w:val="22"/>
-          <w:szCs w:val="22"/>
-        </w:rPr>
-        <w:t xml:space="preserve">Variétés Catimor et Bourbon Jaune</w:t>
-      </w:r>
-    </w:p>
-    <w:p>
-      <w:pPr>
-        <w:spacing w:after="40" w:before="200"/>
-      </w:pPr>
-      <w:r>
-        <w:rPr>
-          <w:b/>
-          <w:bCs/>
-          <w:color w:val="55524A"/>
-          <w:sz w:val="19"/>
-          <w:szCs w:val="19"/>
-        </w:rPr>
-        <w:t xml:space="preserve">Contenu, ligne 3</w:t>
-      </w:r>
-      <w:r>
-        <w:rPr>
-          <w:color w:val="B95F2C"/>
-          <w:sz w:val="19"/>
-          <w:szCs w:val="19"/>
-        </w:rPr>
-        <w:t xml:space="preserve">   [produit.drip-bags-x8.contenu.3]</w:t>
-      </w:r>
-    </w:p>
-    <w:p>
-      <w:pPr>
-        <w:spacing w:after="0"/>
-      </w:pPr>
-      <w:r>
-        <w:rPr>
-          <w:sz w:val="22"/>
-          <w:szCs w:val="22"/>
-        </w:rPr>
-        <w:t xml:space="preserve">Boîte et sachets recyclables</w:t>
-      </w:r>
-    </w:p>
-    <w:p>
-      <w:pPr>
-        <w:spacing w:after="40" w:before="200"/>
-      </w:pPr>
-      <w:r>
-        <w:rPr>
-          <w:b/>
-          <w:bCs/>
-          <w:color w:val="55524A"/>
-          <w:sz w:val="19"/>
-          <w:szCs w:val="19"/>
-        </w:rPr>
-        <w:t xml:space="preserve">Ferme : nom</w:t>
-      </w:r>
-      <w:r>
-        <w:rPr>
-          <w:color w:val="B95F2C"/>
-          <w:sz w:val="19"/>
-          <w:szCs w:val="19"/>
-        </w:rPr>
-        <w:t xml:space="preserve">   [produit.drip-bags-x8.ferme.nom]</w:t>
-      </w:r>
-    </w:p>
-    <w:p>
-      <w:pPr>
-        <w:spacing w:after="0"/>
-      </w:pPr>
-      <w:r>
-        <w:rPr>
-          <w:sz w:val="22"/>
-          <w:szCs w:val="22"/>
-        </w:rPr>
-        <w:t xml:space="preserve">Gaosheng Manor</w:t>
-      </w:r>
-    </w:p>
-    <w:p>
-      <w:pPr>
-        <w:spacing w:after="40" w:before="200"/>
-      </w:pPr>
-      <w:r>
-        <w:rPr>
-          <w:b/>
-          <w:bCs/>
-          <w:color w:val="55524A"/>
-          <w:sz w:val="19"/>
-          <w:szCs w:val="19"/>
-        </w:rPr>
-        <w:t xml:space="preserve">Ferme : lieu</w:t>
-      </w:r>
-      <w:r>
-        <w:rPr>
-          <w:color w:val="B95F2C"/>
-          <w:sz w:val="19"/>
-          <w:szCs w:val="19"/>
-        </w:rPr>
-        <w:t xml:space="preserve">   [produit.drip-bags-x8.ferme.lieu]</w:t>
-      </w:r>
-    </w:p>
-    <w:p>
-      <w:pPr>
-        <w:spacing w:after="0"/>
-      </w:pPr>
-      <w:r>
-        <w:rPr>
-          <w:sz w:val="22"/>
-          <w:szCs w:val="22"/>
-        </w:rPr>
-        <w:t xml:space="preserve">Baoshan, Yunnan</w:t>
-      </w:r>
-    </w:p>
-    <w:p>
-      <w:pPr>
-        <w:spacing w:after="40" w:before="200"/>
-      </w:pPr>
-      <w:r>
-        <w:rPr>
-          <w:b/>
-          <w:bCs/>
-          <w:color w:val="55524A"/>
-          <w:sz w:val="19"/>
-          <w:szCs w:val="19"/>
-        </w:rPr>
-        <w:t xml:space="preserve">Ferme : présentation</w:t>
-      </w:r>
-      <w:r>
-        <w:rPr>
-          <w:color w:val="B95F2C"/>
-          <w:sz w:val="19"/>
-          <w:szCs w:val="19"/>
-        </w:rPr>
-        <w:t xml:space="preserve">   [produit.drip-bags-x8.ferme.texte]</w:t>
-      </w:r>
-    </w:p>
-    <w:p>
-      <w:pPr>
-        <w:spacing w:after="0"/>
-      </w:pPr>
-      <w:r>
-        <w:rPr>
-          <w:sz w:val="22"/>
-          <w:szCs w:val="22"/>
-        </w:rPr>
-        <w:t xml:space="preserve">La Ferme de Gaosheng Manor, fondée en 1956, est souvent présentée comme la première plantation de café de Chine, dédiée à la production d’Arabica de qualité. La ferme cultive principalement du Catimor (et un peu de Typica /« Blue Mountain ») entre 1500 et 1850 m d’altitude, dans la vallée sèche et chaude de la rivière Nu, près de la frontière avec le Myanmar.</w:t>
-      </w:r>
-    </w:p>
-    <w:p>
-      <w:pPr>
-        <w:spacing w:after="40" w:before="200"/>
-      </w:pPr>
-      <w:r>
-        <w:rPr>
-          <w:b/>
-          <w:bCs/>
-          <w:color w:val="55524A"/>
-          <w:sz w:val="19"/>
-          <w:szCs w:val="19"/>
-        </w:rPr>
-        <w:t xml:space="preserve">Format et prix</w:t>
-      </w:r>
-      <w:r>
-        <w:rPr>
-          <w:color w:val="B95F2C"/>
-          <w:sz w:val="19"/>
-          <w:szCs w:val="19"/>
-        </w:rPr>
-        <w:t xml:space="preserve">   [produit.drip-bags-x8.prix.1]</w:t>
-      </w:r>
-    </w:p>
-    <w:p>
-      <w:pPr>
-        <w:spacing w:after="0"/>
-      </w:pPr>
-      <w:r>
-        <w:rPr>
-          <w:sz w:val="22"/>
-          <w:szCs w:val="22"/>
-        </w:rPr>
-        <w:t xml:space="preserve">Boîte de 8 — 16.50 €</w:t>
       </w:r>
     </w:p>
     <w:p>

--- a/contenu/textes-yunma-fr.docx
+++ b/contenu/textes-yunma-fr.docx
@@ -1028,7 +1028,7 @@
           <w:sz w:val="22"/>
           <w:szCs w:val="22"/>
         </w:rPr>
-        <w:t xml:space="preserve">Cueillis au Yunnan,</w:t>
+        <w:t xml:space="preserve">Récoltés au Yunnan,</w:t>
       </w:r>
     </w:p>
     <w:p>
